--- a/ProjectProposal_TruongTranThaiTu_N23DCCN201.docx
+++ b/ProjectProposal_TruongTranThaiTu_N23DCCN201.docx
@@ -450,8 +450,11 @@
         <w:spacing w:before="600"/>
         <w:jc w:val="center"/>
         <w:rPr>
-          <w:sz w:val="26"/>
-          <w:szCs w:val="26"/>
+          <w:b/>
+          <w:bCs/>
+          <w:sz w:val="26"/>
+          <w:szCs w:val="26"/>
+          <w:lang w:val="vi-VN"/>
         </w:rPr>
       </w:pPr>
       <w:r>
@@ -463,19 +466,1179 @@
         </w:rPr>
         <w:t>TP.HCM, tháng 05/2026</w:t>
       </w:r>
-      <w:r>
-        <w:rPr>
-          <w:sz w:val="26"/>
-          <w:szCs w:val="26"/>
-        </w:rPr>
-        <w:br w:type="page"/>
-      </w:r>
-    </w:p>
+    </w:p>
+    <w:p>
+      <w:pPr>
+        <w:spacing w:before="600"/>
+        <w:jc w:val="center"/>
+        <w:rPr>
+          <w:b/>
+          <w:bCs/>
+          <w:sz w:val="26"/>
+          <w:szCs w:val="26"/>
+          <w:lang w:val="vi-VN"/>
+        </w:rPr>
+      </w:pPr>
+    </w:p>
+    <w:p>
+      <w:pPr>
+        <w:spacing w:before="600"/>
+        <w:jc w:val="center"/>
+        <w:rPr>
+          <w:sz w:val="26"/>
+          <w:szCs w:val="26"/>
+        </w:rPr>
+      </w:pPr>
+      <w:r>
+        <w:rPr>
+          <w:b/>
+          <w:bCs/>
+          <w:sz w:val="26"/>
+          <w:szCs w:val="26"/>
+          <w:lang w:val="vi-VN"/>
+        </w:rPr>
+        <w:lastRenderedPageBreak/>
+        <w:t>MỤC LỤC</w:t>
+      </w:r>
+    </w:p>
+    <w:sdt>
+      <w:sdtPr>
+        <w:rPr>
+          <w:rFonts w:ascii="Times New Roman" w:eastAsia="Times New Roman" w:hAnsi="Times New Roman" w:cs="Times New Roman"/>
+          <w:color w:val="000000"/>
+          <w:sz w:val="24"/>
+          <w:szCs w:val="24"/>
+        </w:rPr>
+        <w:id w:val="-1338920781"/>
+        <w:docPartObj>
+          <w:docPartGallery w:val="Table of Contents"/>
+          <w:docPartUnique/>
+        </w:docPartObj>
+      </w:sdtPr>
+      <w:sdtEndPr>
+        <w:rPr>
+          <w:b/>
+          <w:bCs/>
+          <w:noProof/>
+        </w:rPr>
+      </w:sdtEndPr>
+      <w:sdtContent>
+        <w:p>
+          <w:pPr>
+            <w:pStyle w:val="TOCHeading"/>
+          </w:pPr>
+          <w:r>
+            <w:t>DISTRIBUTED DATABASE PROJECT PROPOSAL</w:t>
+          </w:r>
+        </w:p>
+        <w:p>
+          <w:pPr>
+            <w:pStyle w:val="TOC1"/>
+            <w:tabs>
+              <w:tab w:val="right" w:leader="dot" w:pos="9376"/>
+            </w:tabs>
+            <w:rPr>
+              <w:noProof/>
+            </w:rPr>
+          </w:pPr>
+          <w:r>
+            <w:fldChar w:fldCharType="begin"/>
+          </w:r>
+          <w:r>
+            <w:instrText xml:space="preserve"> TOC \o "1-3" \h \z \u </w:instrText>
+          </w:r>
+          <w:r>
+            <w:fldChar w:fldCharType="separate"/>
+          </w:r>
+          <w:hyperlink w:anchor="_Toc230669841" w:history="1">
+            <w:r>
+              <w:rPr>
+                <w:rStyle w:val="Hyperlink"/>
+                <w:b/>
+                <w:bCs/>
+                <w:noProof/>
+              </w:rPr>
+              <w:t>1. Project Identity</w:t>
+            </w:r>
+            <w:r>
+              <w:rPr>
+                <w:noProof/>
+                <w:webHidden/>
+              </w:rPr>
+              <w:tab/>
+            </w:r>
+            <w:r>
+              <w:rPr>
+                <w:noProof/>
+                <w:webHidden/>
+              </w:rPr>
+              <w:fldChar w:fldCharType="begin"/>
+            </w:r>
+            <w:r>
+              <w:rPr>
+                <w:noProof/>
+                <w:webHidden/>
+              </w:rPr>
+              <w:instrText xml:space="preserve"> PAGEREF _Toc230669841 \h </w:instrText>
+            </w:r>
+            <w:r>
+              <w:rPr>
+                <w:noProof/>
+                <w:webHidden/>
+              </w:rPr>
+            </w:r>
+            <w:r>
+              <w:rPr>
+                <w:noProof/>
+                <w:webHidden/>
+              </w:rPr>
+              <w:fldChar w:fldCharType="separate"/>
+            </w:r>
+            <w:r>
+              <w:rPr>
+                <w:noProof/>
+                <w:webHidden/>
+              </w:rPr>
+              <w:t>3</w:t>
+            </w:r>
+            <w:r>
+              <w:rPr>
+                <w:noProof/>
+                <w:webHidden/>
+              </w:rPr>
+              <w:fldChar w:fldCharType="end"/>
+            </w:r>
+          </w:hyperlink>
+        </w:p>
+        <w:p>
+          <w:pPr>
+            <w:pStyle w:val="TOC1"/>
+            <w:tabs>
+              <w:tab w:val="right" w:leader="dot" w:pos="9376"/>
+            </w:tabs>
+            <w:rPr>
+              <w:noProof/>
+            </w:rPr>
+          </w:pPr>
+          <w:hyperlink w:anchor="_Toc230669842" w:history="1">
+            <w:r>
+              <w:rPr>
+                <w:rStyle w:val="Hyperlink"/>
+                <w:b/>
+                <w:bCs/>
+                <w:noProof/>
+              </w:rPr>
+              <w:t>2. Objective &amp; Problem Statement</w:t>
+            </w:r>
+            <w:r>
+              <w:rPr>
+                <w:noProof/>
+                <w:webHidden/>
+              </w:rPr>
+              <w:tab/>
+            </w:r>
+            <w:r>
+              <w:rPr>
+                <w:noProof/>
+                <w:webHidden/>
+              </w:rPr>
+              <w:fldChar w:fldCharType="begin"/>
+            </w:r>
+            <w:r>
+              <w:rPr>
+                <w:noProof/>
+                <w:webHidden/>
+              </w:rPr>
+              <w:instrText xml:space="preserve"> PAGEREF _Toc230669842 \h </w:instrText>
+            </w:r>
+            <w:r>
+              <w:rPr>
+                <w:noProof/>
+                <w:webHidden/>
+              </w:rPr>
+            </w:r>
+            <w:r>
+              <w:rPr>
+                <w:noProof/>
+                <w:webHidden/>
+              </w:rPr>
+              <w:fldChar w:fldCharType="separate"/>
+            </w:r>
+            <w:r>
+              <w:rPr>
+                <w:noProof/>
+                <w:webHidden/>
+              </w:rPr>
+              <w:t>3</w:t>
+            </w:r>
+            <w:r>
+              <w:rPr>
+                <w:noProof/>
+                <w:webHidden/>
+              </w:rPr>
+              <w:fldChar w:fldCharType="end"/>
+            </w:r>
+          </w:hyperlink>
+        </w:p>
+        <w:p>
+          <w:pPr>
+            <w:pStyle w:val="TOC2"/>
+            <w:tabs>
+              <w:tab w:val="right" w:leader="dot" w:pos="9376"/>
+            </w:tabs>
+            <w:rPr>
+              <w:noProof/>
+            </w:rPr>
+          </w:pPr>
+          <w:hyperlink w:anchor="_Toc230669843" w:history="1">
+            <w:r>
+              <w:rPr>
+                <w:rStyle w:val="Hyperlink"/>
+                <w:b/>
+                <w:bCs/>
+                <w:noProof/>
+              </w:rPr>
+              <w:t>The "Why":</w:t>
+            </w:r>
+            <w:r>
+              <w:rPr>
+                <w:noProof/>
+                <w:webHidden/>
+              </w:rPr>
+              <w:tab/>
+            </w:r>
+            <w:r>
+              <w:rPr>
+                <w:noProof/>
+                <w:webHidden/>
+              </w:rPr>
+              <w:fldChar w:fldCharType="begin"/>
+            </w:r>
+            <w:r>
+              <w:rPr>
+                <w:noProof/>
+                <w:webHidden/>
+              </w:rPr>
+              <w:instrText xml:space="preserve"> PAGEREF _Toc230669843 \h </w:instrText>
+            </w:r>
+            <w:r>
+              <w:rPr>
+                <w:noProof/>
+                <w:webHidden/>
+              </w:rPr>
+            </w:r>
+            <w:r>
+              <w:rPr>
+                <w:noProof/>
+                <w:webHidden/>
+              </w:rPr>
+              <w:fldChar w:fldCharType="separate"/>
+            </w:r>
+            <w:r>
+              <w:rPr>
+                <w:noProof/>
+                <w:webHidden/>
+              </w:rPr>
+              <w:t>3</w:t>
+            </w:r>
+            <w:r>
+              <w:rPr>
+                <w:noProof/>
+                <w:webHidden/>
+              </w:rPr>
+              <w:fldChar w:fldCharType="end"/>
+            </w:r>
+          </w:hyperlink>
+        </w:p>
+        <w:p>
+          <w:pPr>
+            <w:pStyle w:val="TOC2"/>
+            <w:tabs>
+              <w:tab w:val="right" w:leader="dot" w:pos="9376"/>
+            </w:tabs>
+            <w:rPr>
+              <w:noProof/>
+            </w:rPr>
+          </w:pPr>
+          <w:hyperlink w:anchor="_Toc230669844" w:history="1">
+            <w:r>
+              <w:rPr>
+                <w:rStyle w:val="Hyperlink"/>
+                <w:b/>
+                <w:bCs/>
+                <w:noProof/>
+              </w:rPr>
+              <w:t>Core Logic:</w:t>
+            </w:r>
+            <w:r>
+              <w:rPr>
+                <w:noProof/>
+                <w:webHidden/>
+              </w:rPr>
+              <w:tab/>
+            </w:r>
+            <w:r>
+              <w:rPr>
+                <w:noProof/>
+                <w:webHidden/>
+              </w:rPr>
+              <w:fldChar w:fldCharType="begin"/>
+            </w:r>
+            <w:r>
+              <w:rPr>
+                <w:noProof/>
+                <w:webHidden/>
+              </w:rPr>
+              <w:instrText xml:space="preserve"> PAGEREF _Toc230669844 \h </w:instrText>
+            </w:r>
+            <w:r>
+              <w:rPr>
+                <w:noProof/>
+                <w:webHidden/>
+              </w:rPr>
+            </w:r>
+            <w:r>
+              <w:rPr>
+                <w:noProof/>
+                <w:webHidden/>
+              </w:rPr>
+              <w:fldChar w:fldCharType="separate"/>
+            </w:r>
+            <w:r>
+              <w:rPr>
+                <w:noProof/>
+                <w:webHidden/>
+              </w:rPr>
+              <w:t>3</w:t>
+            </w:r>
+            <w:r>
+              <w:rPr>
+                <w:noProof/>
+                <w:webHidden/>
+              </w:rPr>
+              <w:fldChar w:fldCharType="end"/>
+            </w:r>
+          </w:hyperlink>
+        </w:p>
+        <w:p>
+          <w:pPr>
+            <w:pStyle w:val="TOC3"/>
+            <w:tabs>
+              <w:tab w:val="right" w:leader="dot" w:pos="9376"/>
+            </w:tabs>
+            <w:rPr>
+              <w:noProof/>
+            </w:rPr>
+          </w:pPr>
+          <w:hyperlink w:anchor="_Toc230669845" w:history="1">
+            <w:r>
+              <w:rPr>
+                <w:rStyle w:val="Hyperlink"/>
+                <w:b/>
+                <w:bCs/>
+                <w:noProof/>
+              </w:rPr>
+              <w:t>Eager Replication Protocol:</w:t>
+            </w:r>
+            <w:r>
+              <w:rPr>
+                <w:noProof/>
+                <w:webHidden/>
+              </w:rPr>
+              <w:tab/>
+            </w:r>
+            <w:r>
+              <w:rPr>
+                <w:noProof/>
+                <w:webHidden/>
+              </w:rPr>
+              <w:fldChar w:fldCharType="begin"/>
+            </w:r>
+            <w:r>
+              <w:rPr>
+                <w:noProof/>
+                <w:webHidden/>
+              </w:rPr>
+              <w:instrText xml:space="preserve"> PAGEREF _Toc230669845 \h </w:instrText>
+            </w:r>
+            <w:r>
+              <w:rPr>
+                <w:noProof/>
+                <w:webHidden/>
+              </w:rPr>
+            </w:r>
+            <w:r>
+              <w:rPr>
+                <w:noProof/>
+                <w:webHidden/>
+              </w:rPr>
+              <w:fldChar w:fldCharType="separate"/>
+            </w:r>
+            <w:r>
+              <w:rPr>
+                <w:noProof/>
+                <w:webHidden/>
+              </w:rPr>
+              <w:t>3</w:t>
+            </w:r>
+            <w:r>
+              <w:rPr>
+                <w:noProof/>
+                <w:webHidden/>
+              </w:rPr>
+              <w:fldChar w:fldCharType="end"/>
+            </w:r>
+          </w:hyperlink>
+        </w:p>
+        <w:p>
+          <w:pPr>
+            <w:pStyle w:val="TOC3"/>
+            <w:tabs>
+              <w:tab w:val="right" w:leader="dot" w:pos="9376"/>
+            </w:tabs>
+            <w:rPr>
+              <w:noProof/>
+            </w:rPr>
+          </w:pPr>
+          <w:hyperlink w:anchor="_Toc230669846" w:history="1">
+            <w:r>
+              <w:rPr>
+                <w:rStyle w:val="Hyperlink"/>
+                <w:b/>
+                <w:bCs/>
+                <w:noProof/>
+              </w:rPr>
+              <w:t>Lazy Replication Protocol:</w:t>
+            </w:r>
+            <w:r>
+              <w:rPr>
+                <w:noProof/>
+                <w:webHidden/>
+              </w:rPr>
+              <w:tab/>
+            </w:r>
+            <w:r>
+              <w:rPr>
+                <w:noProof/>
+                <w:webHidden/>
+              </w:rPr>
+              <w:fldChar w:fldCharType="begin"/>
+            </w:r>
+            <w:r>
+              <w:rPr>
+                <w:noProof/>
+                <w:webHidden/>
+              </w:rPr>
+              <w:instrText xml:space="preserve"> PAGEREF _Toc230669846 \h </w:instrText>
+            </w:r>
+            <w:r>
+              <w:rPr>
+                <w:noProof/>
+                <w:webHidden/>
+              </w:rPr>
+            </w:r>
+            <w:r>
+              <w:rPr>
+                <w:noProof/>
+                <w:webHidden/>
+              </w:rPr>
+              <w:fldChar w:fldCharType="separate"/>
+            </w:r>
+            <w:r>
+              <w:rPr>
+                <w:noProof/>
+                <w:webHidden/>
+              </w:rPr>
+              <w:t>3</w:t>
+            </w:r>
+            <w:r>
+              <w:rPr>
+                <w:noProof/>
+                <w:webHidden/>
+              </w:rPr>
+              <w:fldChar w:fldCharType="end"/>
+            </w:r>
+          </w:hyperlink>
+        </w:p>
+        <w:p>
+          <w:pPr>
+            <w:pStyle w:val="TOC1"/>
+            <w:tabs>
+              <w:tab w:val="right" w:leader="dot" w:pos="9376"/>
+            </w:tabs>
+            <w:rPr>
+              <w:noProof/>
+            </w:rPr>
+          </w:pPr>
+          <w:hyperlink w:anchor="_Toc230669847" w:history="1">
+            <w:r>
+              <w:rPr>
+                <w:rStyle w:val="Hyperlink"/>
+                <w:b/>
+                <w:bCs/>
+                <w:noProof/>
+              </w:rPr>
+              <w:t>3. Dataset Specification</w:t>
+            </w:r>
+            <w:r>
+              <w:rPr>
+                <w:noProof/>
+                <w:webHidden/>
+              </w:rPr>
+              <w:tab/>
+            </w:r>
+            <w:r>
+              <w:rPr>
+                <w:noProof/>
+                <w:webHidden/>
+              </w:rPr>
+              <w:fldChar w:fldCharType="begin"/>
+            </w:r>
+            <w:r>
+              <w:rPr>
+                <w:noProof/>
+                <w:webHidden/>
+              </w:rPr>
+              <w:instrText xml:space="preserve"> PAGEREF _Toc230669847 \h </w:instrText>
+            </w:r>
+            <w:r>
+              <w:rPr>
+                <w:noProof/>
+                <w:webHidden/>
+              </w:rPr>
+            </w:r>
+            <w:r>
+              <w:rPr>
+                <w:noProof/>
+                <w:webHidden/>
+              </w:rPr>
+              <w:fldChar w:fldCharType="separate"/>
+            </w:r>
+            <w:r>
+              <w:rPr>
+                <w:noProof/>
+                <w:webHidden/>
+              </w:rPr>
+              <w:t>3</w:t>
+            </w:r>
+            <w:r>
+              <w:rPr>
+                <w:noProof/>
+                <w:webHidden/>
+              </w:rPr>
+              <w:fldChar w:fldCharType="end"/>
+            </w:r>
+          </w:hyperlink>
+        </w:p>
+        <w:p>
+          <w:pPr>
+            <w:pStyle w:val="TOC1"/>
+            <w:tabs>
+              <w:tab w:val="right" w:leader="dot" w:pos="9376"/>
+            </w:tabs>
+            <w:rPr>
+              <w:noProof/>
+            </w:rPr>
+          </w:pPr>
+          <w:hyperlink w:anchor="_Toc230669848" w:history="1">
+            <w:r>
+              <w:rPr>
+                <w:rStyle w:val="Hyperlink"/>
+                <w:b/>
+                <w:bCs/>
+                <w:noProof/>
+              </w:rPr>
+              <w:t>4. System Architecture</w:t>
+            </w:r>
+            <w:r>
+              <w:rPr>
+                <w:noProof/>
+                <w:webHidden/>
+              </w:rPr>
+              <w:tab/>
+            </w:r>
+            <w:r>
+              <w:rPr>
+                <w:noProof/>
+                <w:webHidden/>
+              </w:rPr>
+              <w:fldChar w:fldCharType="begin"/>
+            </w:r>
+            <w:r>
+              <w:rPr>
+                <w:noProof/>
+                <w:webHidden/>
+              </w:rPr>
+              <w:instrText xml:space="preserve"> PAGEREF _Toc230669848 \h </w:instrText>
+            </w:r>
+            <w:r>
+              <w:rPr>
+                <w:noProof/>
+                <w:webHidden/>
+              </w:rPr>
+            </w:r>
+            <w:r>
+              <w:rPr>
+                <w:noProof/>
+                <w:webHidden/>
+              </w:rPr>
+              <w:fldChar w:fldCharType="separate"/>
+            </w:r>
+            <w:r>
+              <w:rPr>
+                <w:noProof/>
+                <w:webHidden/>
+              </w:rPr>
+              <w:t>4</w:t>
+            </w:r>
+            <w:r>
+              <w:rPr>
+                <w:noProof/>
+                <w:webHidden/>
+              </w:rPr>
+              <w:fldChar w:fldCharType="end"/>
+            </w:r>
+          </w:hyperlink>
+        </w:p>
+        <w:p>
+          <w:pPr>
+            <w:pStyle w:val="TOC1"/>
+            <w:tabs>
+              <w:tab w:val="right" w:leader="dot" w:pos="9376"/>
+            </w:tabs>
+            <w:rPr>
+              <w:noProof/>
+            </w:rPr>
+          </w:pPr>
+          <w:hyperlink w:anchor="_Toc230669849" w:history="1">
+            <w:r>
+              <w:rPr>
+                <w:rStyle w:val="Hyperlink"/>
+                <w:b/>
+                <w:bCs/>
+                <w:noProof/>
+              </w:rPr>
+              <w:t>5. Tech Stack &amp; Implementation Plan</w:t>
+            </w:r>
+            <w:r>
+              <w:rPr>
+                <w:noProof/>
+                <w:webHidden/>
+              </w:rPr>
+              <w:tab/>
+            </w:r>
+            <w:r>
+              <w:rPr>
+                <w:noProof/>
+                <w:webHidden/>
+              </w:rPr>
+              <w:fldChar w:fldCharType="begin"/>
+            </w:r>
+            <w:r>
+              <w:rPr>
+                <w:noProof/>
+                <w:webHidden/>
+              </w:rPr>
+              <w:instrText xml:space="preserve"> PAGEREF _Toc230669849 \h </w:instrText>
+            </w:r>
+            <w:r>
+              <w:rPr>
+                <w:noProof/>
+                <w:webHidden/>
+              </w:rPr>
+            </w:r>
+            <w:r>
+              <w:rPr>
+                <w:noProof/>
+                <w:webHidden/>
+              </w:rPr>
+              <w:fldChar w:fldCharType="separate"/>
+            </w:r>
+            <w:r>
+              <w:rPr>
+                <w:noProof/>
+                <w:webHidden/>
+              </w:rPr>
+              <w:t>4</w:t>
+            </w:r>
+            <w:r>
+              <w:rPr>
+                <w:noProof/>
+                <w:webHidden/>
+              </w:rPr>
+              <w:fldChar w:fldCharType="end"/>
+            </w:r>
+          </w:hyperlink>
+        </w:p>
+        <w:p>
+          <w:pPr>
+            <w:pStyle w:val="TOC1"/>
+            <w:tabs>
+              <w:tab w:val="right" w:leader="dot" w:pos="9376"/>
+            </w:tabs>
+            <w:rPr>
+              <w:noProof/>
+            </w:rPr>
+          </w:pPr>
+          <w:hyperlink w:anchor="_Toc230669850" w:history="1">
+            <w:r>
+              <w:rPr>
+                <w:rStyle w:val="Hyperlink"/>
+                <w:b/>
+                <w:bCs/>
+                <w:noProof/>
+              </w:rPr>
+              <w:t>6. Success Metrics &amp; Analysis</w:t>
+            </w:r>
+            <w:r>
+              <w:rPr>
+                <w:noProof/>
+                <w:webHidden/>
+              </w:rPr>
+              <w:tab/>
+            </w:r>
+            <w:r>
+              <w:rPr>
+                <w:noProof/>
+                <w:webHidden/>
+              </w:rPr>
+              <w:fldChar w:fldCharType="begin"/>
+            </w:r>
+            <w:r>
+              <w:rPr>
+                <w:noProof/>
+                <w:webHidden/>
+              </w:rPr>
+              <w:instrText xml:space="preserve"> PAGEREF _Toc230669850 \h </w:instrText>
+            </w:r>
+            <w:r>
+              <w:rPr>
+                <w:noProof/>
+                <w:webHidden/>
+              </w:rPr>
+            </w:r>
+            <w:r>
+              <w:rPr>
+                <w:noProof/>
+                <w:webHidden/>
+              </w:rPr>
+              <w:fldChar w:fldCharType="separate"/>
+            </w:r>
+            <w:r>
+              <w:rPr>
+                <w:noProof/>
+                <w:webHidden/>
+              </w:rPr>
+              <w:t>4</w:t>
+            </w:r>
+            <w:r>
+              <w:rPr>
+                <w:noProof/>
+                <w:webHidden/>
+              </w:rPr>
+              <w:fldChar w:fldCharType="end"/>
+            </w:r>
+          </w:hyperlink>
+        </w:p>
+        <w:p>
+          <w:pPr>
+            <w:pStyle w:val="TOC1"/>
+            <w:tabs>
+              <w:tab w:val="right" w:leader="dot" w:pos="9376"/>
+            </w:tabs>
+            <w:rPr>
+              <w:noProof/>
+            </w:rPr>
+          </w:pPr>
+          <w:hyperlink w:anchor="_Toc230669851" w:history="1">
+            <w:r>
+              <w:rPr>
+                <w:rStyle w:val="Hyperlink"/>
+                <w:b/>
+                <w:bCs/>
+                <w:noProof/>
+              </w:rPr>
+              <w:t>7. Project Milestones</w:t>
+            </w:r>
+            <w:r>
+              <w:rPr>
+                <w:noProof/>
+                <w:webHidden/>
+              </w:rPr>
+              <w:tab/>
+            </w:r>
+            <w:r>
+              <w:rPr>
+                <w:noProof/>
+                <w:webHidden/>
+              </w:rPr>
+              <w:fldChar w:fldCharType="begin"/>
+            </w:r>
+            <w:r>
+              <w:rPr>
+                <w:noProof/>
+                <w:webHidden/>
+              </w:rPr>
+              <w:instrText xml:space="preserve"> PAGEREF _Toc230669851 \h </w:instrText>
+            </w:r>
+            <w:r>
+              <w:rPr>
+                <w:noProof/>
+                <w:webHidden/>
+              </w:rPr>
+            </w:r>
+            <w:r>
+              <w:rPr>
+                <w:noProof/>
+                <w:webHidden/>
+              </w:rPr>
+              <w:fldChar w:fldCharType="separate"/>
+            </w:r>
+            <w:r>
+              <w:rPr>
+                <w:noProof/>
+                <w:webHidden/>
+              </w:rPr>
+              <w:t>5</w:t>
+            </w:r>
+            <w:r>
+              <w:rPr>
+                <w:noProof/>
+                <w:webHidden/>
+              </w:rPr>
+              <w:fldChar w:fldCharType="end"/>
+            </w:r>
+          </w:hyperlink>
+        </w:p>
+        <w:p>
+          <w:r>
+            <w:rPr>
+              <w:b/>
+              <w:bCs/>
+              <w:noProof/>
+            </w:rPr>
+            <w:fldChar w:fldCharType="end"/>
+          </w:r>
+        </w:p>
+      </w:sdtContent>
+    </w:sdt>
     <w:p>
       <w:pPr>
         <w:spacing w:after="60"/>
         <w:jc w:val="center"/>
         <w:rPr>
+          <w:b/>
+          <w:bCs/>
+          <w:sz w:val="26"/>
+          <w:szCs w:val="26"/>
+          <w:lang w:val="vi-VN"/>
+        </w:rPr>
+      </w:pPr>
+    </w:p>
+    <w:p>
+      <w:pPr>
+        <w:spacing w:after="60"/>
+        <w:jc w:val="center"/>
+        <w:rPr>
+          <w:b/>
+          <w:bCs/>
+          <w:sz w:val="26"/>
+          <w:szCs w:val="26"/>
+          <w:lang w:val="vi-VN"/>
+        </w:rPr>
+      </w:pPr>
+    </w:p>
+    <w:p>
+      <w:pPr>
+        <w:spacing w:after="60"/>
+        <w:jc w:val="center"/>
+        <w:rPr>
+          <w:b/>
+          <w:bCs/>
+          <w:sz w:val="26"/>
+          <w:szCs w:val="26"/>
+          <w:lang w:val="vi-VN"/>
+        </w:rPr>
+      </w:pPr>
+    </w:p>
+    <w:p>
+      <w:pPr>
+        <w:spacing w:after="60"/>
+        <w:jc w:val="center"/>
+        <w:rPr>
+          <w:b/>
+          <w:bCs/>
+          <w:sz w:val="26"/>
+          <w:szCs w:val="26"/>
+          <w:lang w:val="vi-VN"/>
+        </w:rPr>
+      </w:pPr>
+    </w:p>
+    <w:p>
+      <w:pPr>
+        <w:spacing w:after="60"/>
+        <w:jc w:val="center"/>
+        <w:rPr>
+          <w:b/>
+          <w:bCs/>
+          <w:sz w:val="26"/>
+          <w:szCs w:val="26"/>
+          <w:lang w:val="vi-VN"/>
+        </w:rPr>
+      </w:pPr>
+    </w:p>
+    <w:p>
+      <w:pPr>
+        <w:spacing w:after="60"/>
+        <w:jc w:val="center"/>
+        <w:rPr>
+          <w:b/>
+          <w:bCs/>
+          <w:sz w:val="26"/>
+          <w:szCs w:val="26"/>
+          <w:lang w:val="vi-VN"/>
+        </w:rPr>
+      </w:pPr>
+    </w:p>
+    <w:p>
+      <w:pPr>
+        <w:spacing w:after="60"/>
+        <w:jc w:val="center"/>
+        <w:rPr>
+          <w:b/>
+          <w:bCs/>
+          <w:sz w:val="26"/>
+          <w:szCs w:val="26"/>
+          <w:lang w:val="vi-VN"/>
+        </w:rPr>
+      </w:pPr>
+    </w:p>
+    <w:p>
+      <w:pPr>
+        <w:spacing w:after="60"/>
+        <w:jc w:val="center"/>
+        <w:rPr>
+          <w:b/>
+          <w:bCs/>
+          <w:sz w:val="26"/>
+          <w:szCs w:val="26"/>
+          <w:lang w:val="vi-VN"/>
+        </w:rPr>
+      </w:pPr>
+    </w:p>
+    <w:p>
+      <w:pPr>
+        <w:spacing w:after="60"/>
+        <w:jc w:val="center"/>
+        <w:rPr>
+          <w:b/>
+          <w:bCs/>
+          <w:sz w:val="26"/>
+          <w:szCs w:val="26"/>
+          <w:lang w:val="vi-VN"/>
+        </w:rPr>
+      </w:pPr>
+    </w:p>
+    <w:p>
+      <w:pPr>
+        <w:spacing w:after="60"/>
+        <w:jc w:val="center"/>
+        <w:rPr>
+          <w:b/>
+          <w:bCs/>
+          <w:sz w:val="26"/>
+          <w:szCs w:val="26"/>
+          <w:lang w:val="vi-VN"/>
+        </w:rPr>
+      </w:pPr>
+    </w:p>
+    <w:p>
+      <w:pPr>
+        <w:spacing w:after="60"/>
+        <w:jc w:val="center"/>
+        <w:rPr>
+          <w:b/>
+          <w:bCs/>
+          <w:sz w:val="26"/>
+          <w:szCs w:val="26"/>
+          <w:lang w:val="vi-VN"/>
+        </w:rPr>
+      </w:pPr>
+    </w:p>
+    <w:p>
+      <w:pPr>
+        <w:spacing w:after="60"/>
+        <w:jc w:val="center"/>
+        <w:rPr>
+          <w:b/>
+          <w:bCs/>
+          <w:sz w:val="26"/>
+          <w:szCs w:val="26"/>
+          <w:lang w:val="vi-VN"/>
+        </w:rPr>
+      </w:pPr>
+    </w:p>
+    <w:p>
+      <w:pPr>
+        <w:spacing w:after="60"/>
+        <w:jc w:val="center"/>
+        <w:rPr>
+          <w:b/>
+          <w:bCs/>
+          <w:sz w:val="26"/>
+          <w:szCs w:val="26"/>
+          <w:lang w:val="vi-VN"/>
+        </w:rPr>
+      </w:pPr>
+    </w:p>
+    <w:p>
+      <w:pPr>
+        <w:spacing w:after="60"/>
+        <w:jc w:val="center"/>
+        <w:rPr>
+          <w:b/>
+          <w:bCs/>
+          <w:sz w:val="26"/>
+          <w:szCs w:val="26"/>
+          <w:lang w:val="vi-VN"/>
+        </w:rPr>
+      </w:pPr>
+    </w:p>
+    <w:p>
+      <w:pPr>
+        <w:spacing w:after="60"/>
+        <w:jc w:val="center"/>
+        <w:rPr>
+          <w:b/>
+          <w:bCs/>
+          <w:sz w:val="26"/>
+          <w:szCs w:val="26"/>
+          <w:lang w:val="vi-VN"/>
+        </w:rPr>
+      </w:pPr>
+    </w:p>
+    <w:p>
+      <w:pPr>
+        <w:spacing w:after="60"/>
+        <w:jc w:val="center"/>
+        <w:rPr>
+          <w:b/>
+          <w:bCs/>
+          <w:sz w:val="26"/>
+          <w:szCs w:val="26"/>
+          <w:lang w:val="vi-VN"/>
+        </w:rPr>
+      </w:pPr>
+    </w:p>
+    <w:p>
+      <w:pPr>
+        <w:spacing w:after="60"/>
+        <w:jc w:val="center"/>
+        <w:rPr>
+          <w:b/>
+          <w:bCs/>
+          <w:sz w:val="26"/>
+          <w:szCs w:val="26"/>
+          <w:lang w:val="vi-VN"/>
+        </w:rPr>
+      </w:pPr>
+    </w:p>
+    <w:p>
+      <w:pPr>
+        <w:spacing w:after="60"/>
+        <w:jc w:val="center"/>
+        <w:rPr>
+          <w:b/>
+          <w:bCs/>
+          <w:sz w:val="26"/>
+          <w:szCs w:val="26"/>
+          <w:lang w:val="vi-VN"/>
+        </w:rPr>
+      </w:pPr>
+    </w:p>
+    <w:p>
+      <w:pPr>
+        <w:spacing w:after="60"/>
+        <w:jc w:val="center"/>
+        <w:rPr>
+          <w:b/>
+          <w:bCs/>
+          <w:sz w:val="26"/>
+          <w:szCs w:val="26"/>
+          <w:lang w:val="vi-VN"/>
+        </w:rPr>
+      </w:pPr>
+    </w:p>
+    <w:p>
+      <w:pPr>
+        <w:spacing w:after="60"/>
+        <w:jc w:val="center"/>
+        <w:rPr>
+          <w:b/>
+          <w:bCs/>
+          <w:sz w:val="26"/>
+          <w:szCs w:val="26"/>
+          <w:lang w:val="vi-VN"/>
+        </w:rPr>
+      </w:pPr>
+    </w:p>
+    <w:p>
+      <w:pPr>
+        <w:spacing w:after="60"/>
+        <w:jc w:val="center"/>
+        <w:rPr>
+          <w:b/>
+          <w:bCs/>
+          <w:sz w:val="26"/>
+          <w:szCs w:val="26"/>
+          <w:lang w:val="vi-VN"/>
+        </w:rPr>
+      </w:pPr>
+    </w:p>
+    <w:p>
+      <w:pPr>
+        <w:spacing w:after="60"/>
+        <w:jc w:val="center"/>
+        <w:rPr>
+          <w:b/>
+          <w:bCs/>
+          <w:sz w:val="26"/>
+          <w:szCs w:val="26"/>
+          <w:lang w:val="vi-VN"/>
+        </w:rPr>
+      </w:pPr>
+    </w:p>
+    <w:p>
+      <w:pPr>
+        <w:spacing w:after="60"/>
+        <w:jc w:val="center"/>
+        <w:rPr>
+          <w:b/>
+          <w:bCs/>
+          <w:sz w:val="26"/>
+          <w:szCs w:val="26"/>
+          <w:lang w:val="vi-VN"/>
+        </w:rPr>
+      </w:pPr>
+    </w:p>
+    <w:p>
+      <w:pPr>
+        <w:spacing w:after="60"/>
+        <w:jc w:val="center"/>
+        <w:rPr>
+          <w:b/>
+          <w:bCs/>
+          <w:sz w:val="26"/>
+          <w:szCs w:val="26"/>
+          <w:lang w:val="vi-VN"/>
+        </w:rPr>
+      </w:pPr>
+    </w:p>
+    <w:p>
+      <w:pPr>
+        <w:spacing w:after="60"/>
+        <w:jc w:val="center"/>
+        <w:rPr>
           <w:sz w:val="26"/>
           <w:szCs w:val="26"/>
         </w:rPr>
@@ -535,12 +1698,13 @@
     </w:p>
     <w:p>
       <w:pPr>
-        <w:spacing w:before="240" w:after="120"/>
-        <w:rPr>
-          <w:sz w:val="26"/>
-          <w:szCs w:val="26"/>
-        </w:rPr>
-      </w:pPr>
+        <w:pStyle w:val="Heading1"/>
+        <w:rPr>
+          <w:sz w:val="26"/>
+          <w:szCs w:val="26"/>
+        </w:rPr>
+      </w:pPr>
+      <w:bookmarkStart w:id="0" w:name="_Toc230669841"/>
       <w:r>
         <w:rPr>
           <w:b/>
@@ -551,6 +1715,7 @@
         </w:rPr>
         <w:t>1. Project Identity</w:t>
       </w:r>
+      <w:bookmarkEnd w:id="0"/>
     </w:p>
     <w:p>
       <w:pPr>
@@ -631,12 +1796,13 @@
     </w:p>
     <w:p>
       <w:pPr>
-        <w:spacing w:before="240" w:after="120"/>
-        <w:rPr>
-          <w:sz w:val="26"/>
-          <w:szCs w:val="26"/>
-        </w:rPr>
-      </w:pPr>
+        <w:pStyle w:val="Heading1"/>
+        <w:rPr>
+          <w:sz w:val="26"/>
+          <w:szCs w:val="26"/>
+        </w:rPr>
+      </w:pPr>
+      <w:bookmarkStart w:id="1" w:name="_Toc230669842"/>
       <w:r>
         <w:rPr>
           <w:b/>
@@ -647,24 +1813,41 @@
         </w:rPr>
         <w:t>2. Objective &amp; Problem Statement</w:t>
       </w:r>
-    </w:p>
-    <w:p>
-      <w:pPr>
-        <w:spacing w:before="60" w:after="60"/>
-        <w:rPr>
-          <w:sz w:val="26"/>
-          <w:szCs w:val="26"/>
-        </w:rPr>
-      </w:pPr>
-      <w:r>
-        <w:rPr>
-          <w:b/>
-          <w:bCs/>
-          <w:sz w:val="26"/>
-          <w:szCs w:val="26"/>
-        </w:rPr>
-        <w:t xml:space="preserve">The "Why": </w:t>
-      </w:r>
+      <w:bookmarkEnd w:id="1"/>
+    </w:p>
+    <w:p>
+      <w:pPr>
+        <w:pStyle w:val="Heading2"/>
+        <w:rPr>
+          <w:b/>
+          <w:bCs/>
+          <w:lang w:val="vi-VN"/>
+        </w:rPr>
+      </w:pPr>
+      <w:bookmarkStart w:id="2" w:name="_Toc230669843"/>
+      <w:r>
+        <w:rPr>
+          <w:b/>
+          <w:bCs/>
+        </w:rPr>
+        <w:t>The "Why":</w:t>
+      </w:r>
+      <w:bookmarkEnd w:id="2"/>
+      <w:r>
+        <w:rPr>
+          <w:b/>
+          <w:bCs/>
+        </w:rPr>
+        <w:t xml:space="preserve"> </w:t>
+      </w:r>
+    </w:p>
+    <w:p>
+      <w:pPr>
+        <w:rPr>
+          <w:sz w:val="26"/>
+          <w:szCs w:val="26"/>
+        </w:rPr>
+      </w:pPr>
       <w:r>
         <w:rPr>
           <w:sz w:val="26"/>
@@ -675,21 +1858,52 @@
     </w:p>
     <w:p>
       <w:pPr>
-        <w:spacing w:before="120" w:after="60"/>
-        <w:rPr>
-          <w:sz w:val="26"/>
-          <w:szCs w:val="26"/>
-        </w:rPr>
-      </w:pPr>
-      <w:r>
-        <w:rPr>
-          <w:b/>
-          <w:bCs/>
-          <w:sz w:val="26"/>
-          <w:szCs w:val="26"/>
+        <w:pStyle w:val="Heading2"/>
+      </w:pPr>
+      <w:bookmarkStart w:id="3" w:name="_Toc230669844"/>
+      <w:r>
+        <w:rPr>
+          <w:b/>
+          <w:bCs/>
         </w:rPr>
         <w:t>Core Logic:</w:t>
       </w:r>
+      <w:bookmarkEnd w:id="3"/>
+    </w:p>
+    <w:p>
+      <w:pPr>
+        <w:pStyle w:val="Heading3"/>
+        <w:rPr>
+          <w:b/>
+          <w:bCs/>
+          <w:color w:val="auto"/>
+          <w:sz w:val="26"/>
+          <w:szCs w:val="26"/>
+          <w:lang w:val="vi-VN"/>
+        </w:rPr>
+      </w:pPr>
+      <w:bookmarkStart w:id="4" w:name="_Toc230669845"/>
+      <w:r>
+        <w:rPr>
+          <w:b/>
+          <w:bCs/>
+          <w:color w:val="auto"/>
+          <w:sz w:val="26"/>
+          <w:szCs w:val="26"/>
+        </w:rPr>
+        <w:t>Eager Replication Protocol:</w:t>
+      </w:r>
+      <w:bookmarkEnd w:id="4"/>
+      <w:r>
+        <w:rPr>
+          <w:b/>
+          <w:bCs/>
+          <w:color w:val="auto"/>
+          <w:sz w:val="26"/>
+          <w:szCs w:val="26"/>
+        </w:rPr>
+        <w:t xml:space="preserve"> </w:t>
+      </w:r>
     </w:p>
     <w:p>
       <w:pPr>
@@ -700,16 +1914,6 @@
           <w:szCs w:val="26"/>
         </w:rPr>
       </w:pPr>
-      <w:r>
-        <w:rPr>
-          <w:b/>
-          <w:bCs/>
-          <w:color w:val="auto"/>
-          <w:sz w:val="26"/>
-          <w:szCs w:val="26"/>
-        </w:rPr>
-        <w:t xml:space="preserve">Eager Replication Protocol: </w:t>
-      </w:r>
       <w:r>
         <w:rPr>
           <w:color w:val="auto"/>
@@ -755,6 +1959,41 @@
     </w:p>
     <w:p>
       <w:pPr>
+        <w:pStyle w:val="Heading3"/>
+        <w:rPr>
+          <w:b/>
+          <w:bCs/>
+          <w:color w:val="auto"/>
+          <w:sz w:val="26"/>
+          <w:szCs w:val="26"/>
+          <w:lang w:val="vi-VN"/>
+        </w:rPr>
+      </w:pPr>
+      <w:bookmarkStart w:id="5" w:name="_Toc230669846"/>
+      <w:r>
+        <w:rPr>
+          <w:b/>
+          <w:bCs/>
+          <w:color w:val="auto"/>
+          <w:sz w:val="26"/>
+          <w:szCs w:val="26"/>
+        </w:rPr>
+        <w:t>Lazy Replication Protocol:</w:t>
+      </w:r>
+      <w:bookmarkEnd w:id="5"/>
+      <w:r>
+        <w:rPr>
+          <w:b/>
+          <w:bCs/>
+          <w:color w:val="auto"/>
+          <w:sz w:val="26"/>
+          <w:szCs w:val="26"/>
+        </w:rPr>
+        <w:t xml:space="preserve"> </w:t>
+      </w:r>
+    </w:p>
+    <w:p>
+      <w:pPr>
         <w:spacing w:before="80" w:after="40"/>
         <w:rPr>
           <w:color w:val="auto"/>
@@ -762,16 +2001,6 @@
           <w:szCs w:val="26"/>
         </w:rPr>
       </w:pPr>
-      <w:r>
-        <w:rPr>
-          <w:b/>
-          <w:bCs/>
-          <w:color w:val="auto"/>
-          <w:sz w:val="26"/>
-          <w:szCs w:val="26"/>
-        </w:rPr>
-        <w:t xml:space="preserve">Lazy Replication Protocol: </w:t>
-      </w:r>
       <w:r>
         <w:rPr>
           <w:color w:val="auto"/>
@@ -817,12 +2046,13 @@
     </w:p>
     <w:p>
       <w:pPr>
-        <w:spacing w:before="240" w:after="120"/>
-        <w:rPr>
-          <w:sz w:val="26"/>
-          <w:szCs w:val="26"/>
-        </w:rPr>
-      </w:pPr>
+        <w:pStyle w:val="Heading1"/>
+        <w:rPr>
+          <w:sz w:val="26"/>
+          <w:szCs w:val="26"/>
+        </w:rPr>
+      </w:pPr>
+      <w:bookmarkStart w:id="6" w:name="_Toc230669847"/>
       <w:r>
         <w:rPr>
           <w:b/>
@@ -833,6 +2063,7 @@
         </w:rPr>
         <w:t>3. Dataset Specification</w:t>
       </w:r>
+      <w:bookmarkEnd w:id="6"/>
     </w:p>
     <w:p>
       <w:pPr>
@@ -1359,12 +2590,13 @@
     </w:p>
     <w:p>
       <w:pPr>
-        <w:spacing w:before="240" w:after="120"/>
-        <w:rPr>
-          <w:sz w:val="26"/>
-          <w:szCs w:val="26"/>
-        </w:rPr>
-      </w:pPr>
+        <w:pStyle w:val="Heading1"/>
+        <w:rPr>
+          <w:sz w:val="26"/>
+          <w:szCs w:val="26"/>
+        </w:rPr>
+      </w:pPr>
+      <w:bookmarkStart w:id="7" w:name="_Toc230669848"/>
       <w:r>
         <w:rPr>
           <w:b/>
@@ -1375,6 +2607,7 @@
         </w:rPr>
         <w:t>4. System Architecture</w:t>
       </w:r>
+      <w:bookmarkEnd w:id="7"/>
     </w:p>
     <w:p>
       <w:pPr>
@@ -1661,12 +2894,13 @@
     </w:p>
     <w:p>
       <w:pPr>
-        <w:spacing w:before="240" w:after="120"/>
-        <w:rPr>
-          <w:sz w:val="26"/>
-          <w:szCs w:val="26"/>
-        </w:rPr>
-      </w:pPr>
+        <w:pStyle w:val="Heading1"/>
+        <w:rPr>
+          <w:sz w:val="26"/>
+          <w:szCs w:val="26"/>
+        </w:rPr>
+      </w:pPr>
+      <w:bookmarkStart w:id="8" w:name="_Toc230669849"/>
       <w:r>
         <w:rPr>
           <w:b/>
@@ -1677,6 +2911,7 @@
         </w:rPr>
         <w:t>5. Tech Stack &amp; Implementation Plan</w:t>
       </w:r>
+      <w:bookmarkEnd w:id="8"/>
     </w:p>
     <w:p>
       <w:pPr>
@@ -1899,12 +3134,13 @@
     </w:p>
     <w:p>
       <w:pPr>
-        <w:spacing w:before="240" w:after="120"/>
-        <w:rPr>
-          <w:sz w:val="26"/>
-          <w:szCs w:val="26"/>
-        </w:rPr>
-      </w:pPr>
+        <w:pStyle w:val="Heading1"/>
+        <w:rPr>
+          <w:sz w:val="26"/>
+          <w:szCs w:val="26"/>
+        </w:rPr>
+      </w:pPr>
+      <w:bookmarkStart w:id="9" w:name="_Toc230669850"/>
       <w:r>
         <w:rPr>
           <w:b/>
@@ -1913,25 +3149,26 @@
           <w:szCs w:val="26"/>
           <w:u w:val="single"/>
         </w:rPr>
+        <w:t>6. Success Metrics &amp; Analysis</w:t>
+      </w:r>
+      <w:bookmarkEnd w:id="9"/>
+    </w:p>
+    <w:p>
+      <w:pPr>
+        <w:spacing w:before="60" w:after="60"/>
+        <w:rPr>
+          <w:sz w:val="26"/>
+          <w:szCs w:val="26"/>
+        </w:rPr>
+      </w:pPr>
+      <w:r>
+        <w:rPr>
+          <w:b/>
+          <w:bCs/>
+          <w:sz w:val="26"/>
+          <w:szCs w:val="26"/>
+        </w:rPr>
         <w:lastRenderedPageBreak/>
-        <w:t>6. Success Metrics &amp; Analysis</w:t>
-      </w:r>
-    </w:p>
-    <w:p>
-      <w:pPr>
-        <w:spacing w:before="60" w:after="60"/>
-        <w:rPr>
-          <w:sz w:val="26"/>
-          <w:szCs w:val="26"/>
-        </w:rPr>
-      </w:pPr>
-      <w:r>
-        <w:rPr>
-          <w:b/>
-          <w:bCs/>
-          <w:sz w:val="26"/>
-          <w:szCs w:val="26"/>
-        </w:rPr>
         <w:t>Quantitative Metric</w:t>
       </w:r>
       <w:r>
@@ -2019,39 +3256,11 @@
       </w:pPr>
       <w:r>
         <w:rPr>
-          <w:b/>
-          <w:bCs/>
           <w:color w:val="auto"/>
           <w:sz w:val="26"/>
           <w:szCs w:val="26"/>
         </w:rPr>
-        <w:t xml:space="preserve">Cơ chế Eager: </w:t>
-      </w:r>
-      <w:r>
-        <w:rPr>
-          <w:color w:val="auto"/>
-          <w:sz w:val="26"/>
-          <w:szCs w:val="26"/>
-        </w:rPr>
-        <w:t xml:space="preserve">Đạt thông lượng </w:t>
-      </w:r>
-      <w:r>
-        <w:rPr>
-          <w:b/>
-          <w:bCs/>
-          <w:color w:val="auto"/>
-          <w:sz w:val="26"/>
-          <w:szCs w:val="26"/>
-        </w:rPr>
-        <w:t>49.00 TPS</w:t>
-      </w:r>
-      <w:r>
-        <w:rPr>
-          <w:color w:val="auto"/>
-          <w:sz w:val="26"/>
-          <w:szCs w:val="26"/>
-        </w:rPr>
-        <w:t xml:space="preserve"> (Tổng thời gian xử lý: 204.07 giây).</w:t>
+        <w:t>Cơ chế Eager: Đạt thông lượng 49.00 TPS (Tổng thời gian xử lý: 204.07 giây).</w:t>
       </w:r>
     </w:p>
     <w:p>
@@ -2070,191 +3279,146 @@
       </w:pPr>
       <w:r>
         <w:rPr>
-          <w:b/>
-          <w:bCs/>
           <w:color w:val="auto"/>
           <w:sz w:val="26"/>
           <w:szCs w:val="26"/>
         </w:rPr>
-        <w:t xml:space="preserve">Cơ chế Lazy: </w:t>
-      </w:r>
-      <w:r>
+        <w:t>Cơ chế Lazy: Đạt thông lượng 80.09 TPS (Tổng thời gian xử lý: 124.87 giây) → Tăng hiệu năng xử lý lên ~63.4% so với Eager.</w:t>
+      </w:r>
+    </w:p>
+    <w:p>
+      <w:pPr>
+        <w:spacing w:before="120" w:after="60"/>
+        <w:rPr>
+          <w:sz w:val="26"/>
+          <w:szCs w:val="26"/>
+        </w:rPr>
+      </w:pPr>
+      <w:r>
+        <w:rPr>
+          <w:b/>
+          <w:bCs/>
+          <w:sz w:val="26"/>
+          <w:szCs w:val="26"/>
+        </w:rPr>
+        <w:t xml:space="preserve">The "Failure" Scenario </w:t>
+      </w:r>
+      <w:r>
+        <w:rPr>
+          <w:sz w:val="26"/>
+          <w:szCs w:val="26"/>
+        </w:rPr>
+        <w:t>(Kịch bản giả lập lỗi mạng phân tán):</w:t>
+      </w:r>
+    </w:p>
+    <w:p>
+      <w:pPr>
+        <w:spacing w:before="60" w:after="60"/>
+        <w:rPr>
+          <w:sz w:val="26"/>
+          <w:szCs w:val="26"/>
+        </w:rPr>
+      </w:pPr>
+      <w:r>
+        <w:rPr>
+          <w:sz w:val="26"/>
+          <w:szCs w:val="26"/>
+        </w:rPr>
+        <w:t xml:space="preserve">Để chứng minh tính chịu lỗi (Fault Tolerance) và hiện tượng mất mát tính nhất quán dữ liệu theo học thuyết Özsu &amp; Valduriez, hệ thống giả lập tình huống phá hoại đột ngột: </w:t>
+      </w:r>
+      <w:r>
+        <w:rPr>
+          <w:b/>
+          <w:bCs/>
+          <w:sz w:val="26"/>
+          <w:szCs w:val="26"/>
+        </w:rPr>
+        <w:t>Kill chết Node B (Replica 1) mid-transaction</w:t>
+      </w:r>
+      <w:r>
+        <w:rPr>
+          <w:sz w:val="26"/>
+          <w:szCs w:val="26"/>
+        </w:rPr>
+        <w:t xml:space="preserve"> ngay khi hệ thống đang chạy ở tiến trình dòng thứ 3000.</w:t>
+      </w:r>
+    </w:p>
+    <w:p>
+      <w:pPr>
+        <w:spacing w:before="60" w:after="60"/>
         <w:rPr>
           <w:color w:val="auto"/>
           <w:sz w:val="26"/>
           <w:szCs w:val="26"/>
         </w:rPr>
-        <w:t xml:space="preserve">Đạt thông lượng </w:t>
-      </w:r>
-      <w:r>
-        <w:rPr>
-          <w:b/>
-          <w:bCs/>
+      </w:pPr>
+      <w:r>
+        <w:rPr>
+          <w:b/>
+          <w:bCs/>
+          <w:sz w:val="26"/>
+          <w:szCs w:val="26"/>
+        </w:rPr>
+        <w:t xml:space="preserve">Hành vi chứng minh thành công: </w:t>
+      </w:r>
+      <w:r>
+        <w:rPr>
+          <w:sz w:val="26"/>
+          <w:szCs w:val="26"/>
+        </w:rPr>
+        <w:t xml:space="preserve">Hệ thống chạy chế độ Lazy không bị nghẽn mạch, tiếp tục xử lý mượt mà đến dòng cuối cùng. Trên giao diện HTML Dashboard, ô trạng thái Node B lập tức chuyển sang màu đỏ </w:t>
+      </w:r>
+      <w:r>
+        <w:rPr>
+          <w:color w:val="EE0000"/>
+          <w:sz w:val="26"/>
+          <w:szCs w:val="26"/>
+        </w:rPr>
+        <w:t>🔴 Mất Kết Nối</w:t>
+      </w:r>
+      <w:r>
+        <w:rPr>
+          <w:sz w:val="26"/>
+          <w:szCs w:val="26"/>
+        </w:rPr>
+        <w:t xml:space="preserve">. Khi kết thúc, số bản ghi vật lý trong file cơ sở dữ liệu của Node A và Node C đạt đủ 10,000 dòng, trong khi file cơ sở dữ liệu của Node B bị dừng lại ở con số tại thời điểm sập, minh chứng trực quan cho hiện </w:t>
+      </w:r>
+      <w:r>
+        <w:rPr>
           <w:color w:val="auto"/>
           <w:sz w:val="26"/>
           <w:szCs w:val="26"/>
         </w:rPr>
-        <w:t>80.09 TPS</w:t>
-      </w:r>
-      <w:r>
-        <w:rPr>
+        <w:t xml:space="preserve">tượng </w:t>
+      </w:r>
+      <w:r>
+        <w:rPr>
+          <w:b/>
+          <w:bCs/>
           <w:color w:val="auto"/>
           <w:sz w:val="26"/>
           <w:szCs w:val="26"/>
         </w:rPr>
-        <w:t xml:space="preserve"> (Tổng thời gian xử lý: 124.87 giây) → </w:t>
-      </w:r>
-      <w:r>
-        <w:rPr>
-          <w:b/>
-          <w:bCs/>
+        <w:t>Bất đồng nhất dữ liệu tạm thời (Eventual Consistency)</w:t>
+      </w:r>
+      <w:r>
+        <w:rPr>
           <w:color w:val="auto"/>
           <w:sz w:val="26"/>
           <w:szCs w:val="26"/>
         </w:rPr>
-        <w:t>Tăng hiệu năng xử lý lên ~63.4%</w:t>
-      </w:r>
-      <w:r>
-        <w:rPr>
-          <w:color w:val="auto"/>
-          <w:sz w:val="26"/>
-          <w:szCs w:val="26"/>
-        </w:rPr>
-        <w:t xml:space="preserve"> so với Eager.</w:t>
-      </w:r>
-    </w:p>
-    <w:p>
-      <w:pPr>
-        <w:spacing w:before="120" w:after="60"/>
-        <w:rPr>
-          <w:sz w:val="26"/>
-          <w:szCs w:val="26"/>
-        </w:rPr>
-      </w:pPr>
-      <w:r>
-        <w:rPr>
-          <w:b/>
-          <w:bCs/>
-          <w:sz w:val="26"/>
-          <w:szCs w:val="26"/>
-        </w:rPr>
-        <w:t xml:space="preserve">The "Failure" Scenario </w:t>
-      </w:r>
-      <w:r>
-        <w:rPr>
-          <w:sz w:val="26"/>
-          <w:szCs w:val="26"/>
-        </w:rPr>
-        <w:t>(Kịch bản giả lập lỗi mạng phân tán):</w:t>
-      </w:r>
-    </w:p>
-    <w:p>
-      <w:pPr>
-        <w:spacing w:before="60" w:after="60"/>
-        <w:rPr>
-          <w:sz w:val="26"/>
-          <w:szCs w:val="26"/>
-        </w:rPr>
-      </w:pPr>
-      <w:r>
-        <w:rPr>
-          <w:sz w:val="26"/>
-          <w:szCs w:val="26"/>
-        </w:rPr>
-        <w:t xml:space="preserve">Để chứng minh tính chịu lỗi (Fault Tolerance) và hiện tượng mất mát tính nhất quán dữ liệu theo học thuyết Özsu &amp; Valduriez, hệ thống giả lập tình huống phá hoại đột ngột: </w:t>
-      </w:r>
-      <w:r>
-        <w:rPr>
-          <w:b/>
-          <w:bCs/>
-          <w:sz w:val="26"/>
-          <w:szCs w:val="26"/>
-        </w:rPr>
-        <w:t>Kill chết Node B (Replica 1) mid-transaction</w:t>
-      </w:r>
-      <w:r>
-        <w:rPr>
-          <w:sz w:val="26"/>
-          <w:szCs w:val="26"/>
-        </w:rPr>
-        <w:t xml:space="preserve"> ngay khi hệ thống đang chạy ở tiến trình dòng thứ 3000.</w:t>
-      </w:r>
-    </w:p>
-    <w:p>
-      <w:pPr>
-        <w:spacing w:before="60" w:after="60"/>
-        <w:rPr>
-          <w:color w:val="auto"/>
-          <w:sz w:val="26"/>
-          <w:szCs w:val="26"/>
-        </w:rPr>
-      </w:pPr>
-      <w:r>
-        <w:rPr>
-          <w:b/>
-          <w:bCs/>
-          <w:sz w:val="26"/>
-          <w:szCs w:val="26"/>
-        </w:rPr>
-        <w:t xml:space="preserve">Hành vi chứng minh thành công: </w:t>
-      </w:r>
-      <w:r>
-        <w:rPr>
-          <w:sz w:val="26"/>
-          <w:szCs w:val="26"/>
-        </w:rPr>
-        <w:t xml:space="preserve">Hệ thống chạy chế độ Lazy không bị nghẽn mạch, tiếp tục xử lý mượt mà đến dòng cuối cùng. Trên giao diện HTML Dashboard, ô trạng thái Node B lập tức chuyển sang màu đỏ </w:t>
-      </w:r>
-      <w:r>
-        <w:rPr>
-          <w:color w:val="EE0000"/>
-          <w:sz w:val="26"/>
-          <w:szCs w:val="26"/>
-        </w:rPr>
-        <w:t>🔴 Mất Kết Nối</w:t>
-      </w:r>
-      <w:r>
-        <w:rPr>
-          <w:sz w:val="26"/>
-          <w:szCs w:val="26"/>
-        </w:rPr>
-        <w:t xml:space="preserve">. Khi kết thúc, số bản ghi vật lý trong file cơ sở dữ liệu của Node A và Node C đạt đủ 10,000 dòng, trong khi file cơ sở dữ liệu của Node B bị dừng lại ở con số tại thời điểm sập, minh chứng trực quan cho hiện </w:t>
-      </w:r>
-      <w:r>
-        <w:rPr>
-          <w:color w:val="auto"/>
-          <w:sz w:val="26"/>
-          <w:szCs w:val="26"/>
-        </w:rPr>
-        <w:t xml:space="preserve">tượng </w:t>
-      </w:r>
-      <w:r>
-        <w:rPr>
-          <w:b/>
-          <w:bCs/>
-          <w:color w:val="auto"/>
-          <w:sz w:val="26"/>
-          <w:szCs w:val="26"/>
-        </w:rPr>
-        <w:t>Bất đồng nhất dữ liệu tạm thời (Eventual Consistency)</w:t>
-      </w:r>
-      <w:r>
-        <w:rPr>
-          <w:color w:val="auto"/>
-          <w:sz w:val="26"/>
-          <w:szCs w:val="26"/>
-        </w:rPr>
         <w:t xml:space="preserve"> của cơ chế Lazy.</w:t>
       </w:r>
     </w:p>
     <w:p>
       <w:pPr>
-        <w:spacing w:before="240" w:after="120"/>
-        <w:rPr>
-          <w:sz w:val="26"/>
-          <w:szCs w:val="26"/>
-        </w:rPr>
-      </w:pPr>
+        <w:pStyle w:val="Heading1"/>
+        <w:rPr>
+          <w:sz w:val="26"/>
+          <w:szCs w:val="26"/>
+        </w:rPr>
+      </w:pPr>
+      <w:bookmarkStart w:id="10" w:name="_Toc230669851"/>
       <w:r>
         <w:rPr>
           <w:b/>
@@ -2265,6 +3429,7 @@
         </w:rPr>
         <w:t>7. Project Milestones</w:t>
       </w:r>
+      <w:bookmarkEnd w:id="10"/>
     </w:p>
     <w:p>
       <w:pPr>
@@ -3224,6 +4389,63 @@
       </w:tblBorders>
     </w:tblPr>
   </w:style>
+  <w:style w:type="paragraph" w:styleId="TOCHeading">
+    <w:name w:val="TOC Heading"/>
+    <w:basedOn w:val="Heading1"/>
+    <w:next w:val="Normal"/>
+    <w:uiPriority w:val="39"/>
+    <w:unhideWhenUsed/>
+    <w:qFormat/>
+    <w:rsid w:val="00001AAF"/>
+    <w:pPr>
+      <w:keepNext/>
+      <w:keepLines/>
+      <w:spacing w:before="240" w:line="259" w:lineRule="auto"/>
+      <w:outlineLvl w:val="9"/>
+    </w:pPr>
+    <w:rPr>
+      <w:rFonts w:asciiTheme="majorHAnsi" w:eastAsiaTheme="majorEastAsia" w:hAnsiTheme="majorHAnsi" w:cstheme="majorBidi"/>
+      <w:color w:val="0F4761" w:themeColor="accent1" w:themeShade="BF"/>
+    </w:rPr>
+  </w:style>
+  <w:style w:type="paragraph" w:styleId="TOC1">
+    <w:name w:val="toc 1"/>
+    <w:basedOn w:val="Normal"/>
+    <w:next w:val="Normal"/>
+    <w:autoRedefine/>
+    <w:uiPriority w:val="39"/>
+    <w:unhideWhenUsed/>
+    <w:rsid w:val="00001AAF"/>
+    <w:pPr>
+      <w:spacing w:after="100"/>
+    </w:pPr>
+  </w:style>
+  <w:style w:type="paragraph" w:styleId="TOC2">
+    <w:name w:val="toc 2"/>
+    <w:basedOn w:val="Normal"/>
+    <w:next w:val="Normal"/>
+    <w:autoRedefine/>
+    <w:uiPriority w:val="39"/>
+    <w:unhideWhenUsed/>
+    <w:rsid w:val="00001AAF"/>
+    <w:pPr>
+      <w:spacing w:after="100"/>
+      <w:ind w:left="240"/>
+    </w:pPr>
+  </w:style>
+  <w:style w:type="paragraph" w:styleId="TOC3">
+    <w:name w:val="toc 3"/>
+    <w:basedOn w:val="Normal"/>
+    <w:next w:val="Normal"/>
+    <w:autoRedefine/>
+    <w:uiPriority w:val="39"/>
+    <w:unhideWhenUsed/>
+    <w:rsid w:val="00001AAF"/>
+    <w:pPr>
+      <w:spacing w:after="100"/>
+      <w:ind w:left="480"/>
+    </w:pPr>
+  </w:style>
 </w:styles>
 </file>
 
